--- a/app/doc_templates/ใบสั่งซื้อจ้าง.docx
+++ b/app/doc_templates/ใบสั่งซื้อจ้าง.docx
@@ -331,15 +331,16 @@
     <w:tbl>
       <w:tblPr>
         <w:tblStyle w:val="TableGrid"/>
-        <w:tblW w:type="auto" w:w="0"/>
+        <w:tblW w:type="dxa" w:w="9213"/>
+        <w:tblLayout w:type="fixed"/>
         <w:tblLook w:firstColumn="1" w:firstRow="1" w:lastColumn="0" w:lastRow="0" w:noHBand="0" w:noVBand="1" w:val="04A0"/>
       </w:tblPr>
       <w:tblGrid>
-        <w:gridCol w:w="1843"/>
-        <w:gridCol w:w="1843"/>
-        <w:gridCol w:w="1843"/>
-        <w:gridCol w:w="1843"/>
-        <w:gridCol w:w="1843"/>
+        <w:gridCol w:w="680"/>
+        <w:gridCol w:w="3969"/>
+        <w:gridCol w:w="1474"/>
+        <w:gridCol w:w="1474"/>
+        <w:gridCol w:w="1616"/>
       </w:tblGrid>
       <w:tr>
         <w:trPr>
@@ -347,7 +348,7 @@
         </w:trPr>
         <w:tc>
           <w:tcPr>
-            <w:tcW w:type="dxa" w:w="1843"/>
+            <w:tcW w:type="dxa" w:w="680"/>
           </w:tcPr>
           <w:p>
             <w:pPr>
@@ -368,7 +369,7 @@
         </w:tc>
         <w:tc>
           <w:tcPr>
-            <w:tcW w:type="dxa" w:w="1843"/>
+            <w:tcW w:type="dxa" w:w="3969"/>
           </w:tcPr>
           <w:p>
             <w:pPr>
@@ -389,7 +390,7 @@
         </w:tc>
         <w:tc>
           <w:tcPr>
-            <w:tcW w:type="dxa" w:w="1843"/>
+            <w:tcW w:type="dxa" w:w="1474"/>
           </w:tcPr>
           <w:p>
             <w:pPr>
@@ -410,7 +411,7 @@
         </w:tc>
         <w:tc>
           <w:tcPr>
-            <w:tcW w:type="dxa" w:w="1843"/>
+            <w:tcW w:type="dxa" w:w="1474"/>
           </w:tcPr>
           <w:p>
             <w:pPr>
@@ -431,7 +432,7 @@
         </w:tc>
         <w:tc>
           <w:tcPr>
-            <w:tcW w:type="dxa" w:w="1843"/>
+            <w:tcW w:type="dxa" w:w="1616"/>
           </w:tcPr>
           <w:p>
             <w:pPr>
@@ -454,7 +455,7 @@
       <w:tr>
         <w:tc>
           <w:tcPr>
-            <w:tcW w:type="dxa" w:w="1843"/>
+            <w:tcW w:type="dxa" w:w="680"/>
           </w:tcPr>
           <w:p>
             <w:pPr>
@@ -475,25 +476,25 @@
         </w:tc>
         <w:tc>
           <w:tcPr>
-            <w:tcW w:type="dxa" w:w="1843"/>
+            <w:tcW w:type="dxa" w:w="3969"/>
           </w:tcPr>
           <w:p/>
         </w:tc>
         <w:tc>
           <w:tcPr>
-            <w:tcW w:type="dxa" w:w="1843"/>
+            <w:tcW w:type="dxa" w:w="1474"/>
           </w:tcPr>
           <w:p/>
         </w:tc>
         <w:tc>
           <w:tcPr>
-            <w:tcW w:type="dxa" w:w="1843"/>
+            <w:tcW w:type="dxa" w:w="1474"/>
           </w:tcPr>
           <w:p/>
         </w:tc>
         <w:tc>
           <w:tcPr>
-            <w:tcW w:type="dxa" w:w="1843"/>
+            <w:tcW w:type="dxa" w:w="1616"/>
           </w:tcPr>
           <w:p/>
         </w:tc>
@@ -504,7 +505,7 @@
         </w:trPr>
         <w:tc>
           <w:tcPr>
-            <w:tcW w:type="dxa" w:w="1843"/>
+            <w:tcW w:type="dxa" w:w="680"/>
           </w:tcPr>
           <w:p>
             <w:pPr>
@@ -525,7 +526,7 @@
         </w:tc>
         <w:tc>
           <w:tcPr>
-            <w:tcW w:type="dxa" w:w="1843"/>
+            <w:tcW w:type="dxa" w:w="3969"/>
           </w:tcPr>
           <w:p>
             <w:pPr>
@@ -546,7 +547,7 @@
         </w:tc>
         <w:tc>
           <w:tcPr>
-            <w:tcW w:type="dxa" w:w="1843"/>
+            <w:tcW w:type="dxa" w:w="1474"/>
           </w:tcPr>
           <w:p>
             <w:pPr>
@@ -567,7 +568,7 @@
         </w:tc>
         <w:tc>
           <w:tcPr>
-            <w:tcW w:type="dxa" w:w="1843"/>
+            <w:tcW w:type="dxa" w:w="1474"/>
           </w:tcPr>
           <w:p>
             <w:pPr>
@@ -588,7 +589,7 @@
         </w:tc>
         <w:tc>
           <w:tcPr>
-            <w:tcW w:type="dxa" w:w="1843"/>
+            <w:tcW w:type="dxa" w:w="1616"/>
           </w:tcPr>
           <w:p>
             <w:pPr>
@@ -611,7 +612,7 @@
       <w:tr>
         <w:tc>
           <w:tcPr>
-            <w:tcW w:type="dxa" w:w="1843"/>
+            <w:tcW w:type="dxa" w:w="680"/>
           </w:tcPr>
           <w:p>
             <w:pPr>
@@ -632,25 +633,25 @@
         </w:tc>
         <w:tc>
           <w:tcPr>
-            <w:tcW w:type="dxa" w:w="1843"/>
+            <w:tcW w:type="dxa" w:w="3969"/>
           </w:tcPr>
           <w:p/>
         </w:tc>
         <w:tc>
           <w:tcPr>
-            <w:tcW w:type="dxa" w:w="1843"/>
+            <w:tcW w:type="dxa" w:w="1474"/>
           </w:tcPr>
           <w:p/>
         </w:tc>
         <w:tc>
           <w:tcPr>
-            <w:tcW w:type="dxa" w:w="1843"/>
+            <w:tcW w:type="dxa" w:w="1474"/>
           </w:tcPr>
           <w:p/>
         </w:tc>
         <w:tc>
           <w:tcPr>
-            <w:tcW w:type="dxa" w:w="1843"/>
+            <w:tcW w:type="dxa" w:w="1616"/>
           </w:tcPr>
           <w:p/>
         </w:tc>
@@ -658,7 +659,7 @@
       <w:tr>
         <w:tc>
           <w:tcPr>
-            <w:tcW w:type="dxa" w:w="1843"/>
+            <w:tcW w:type="dxa" w:w="680"/>
           </w:tcPr>
           <w:p>
             <w:pPr>
@@ -679,25 +680,25 @@
         </w:tc>
         <w:tc>
           <w:tcPr>
-            <w:tcW w:type="dxa" w:w="1843"/>
+            <w:tcW w:type="dxa" w:w="3969"/>
           </w:tcPr>
           <w:p/>
         </w:tc>
         <w:tc>
           <w:tcPr>
-            <w:tcW w:type="dxa" w:w="1843"/>
+            <w:tcW w:type="dxa" w:w="1474"/>
           </w:tcPr>
           <w:p/>
         </w:tc>
         <w:tc>
           <w:tcPr>
-            <w:tcW w:type="dxa" w:w="1843"/>
+            <w:tcW w:type="dxa" w:w="1474"/>
           </w:tcPr>
           <w:p/>
         </w:tc>
         <w:tc>
           <w:tcPr>
-            <w:tcW w:type="dxa" w:w="1843"/>
+            <w:tcW w:type="dxa" w:w="1616"/>
           </w:tcPr>
           <w:p/>
         </w:tc>
@@ -705,7 +706,7 @@
       <w:tr>
         <w:tc>
           <w:tcPr>
-            <w:tcW w:type="dxa" w:w="7372"/>
+            <w:tcW w:type="dxa" w:w="1474"/>
             <w:gridSpan w:val="4"/>
           </w:tcPr>
           <w:p>
@@ -727,7 +728,7 @@
         </w:tc>
         <w:tc>
           <w:tcPr>
-            <w:tcW w:type="dxa" w:w="1843"/>
+            <w:tcW w:type="dxa" w:w="1616"/>
           </w:tcPr>
           <w:p>
             <w:pPr>
@@ -750,7 +751,7 @@
       <w:tr>
         <w:tc>
           <w:tcPr>
-            <w:tcW w:type="dxa" w:w="7372"/>
+            <w:tcW w:type="dxa" w:w="1474"/>
             <w:gridSpan w:val="4"/>
           </w:tcPr>
           <w:p>
@@ -772,7 +773,7 @@
         </w:tc>
         <w:tc>
           <w:tcPr>
-            <w:tcW w:type="dxa" w:w="1843"/>
+            <w:tcW w:type="dxa" w:w="1616"/>
           </w:tcPr>
           <w:p>
             <w:pPr>
@@ -795,7 +796,7 @@
       <w:tr>
         <w:tc>
           <w:tcPr>
-            <w:tcW w:type="dxa" w:w="1843"/>
+            <w:tcW w:type="dxa" w:w="680"/>
           </w:tcPr>
           <w:p>
             <w:pPr>
@@ -816,25 +817,25 @@
         </w:tc>
         <w:tc>
           <w:tcPr>
-            <w:tcW w:type="dxa" w:w="1843"/>
+            <w:tcW w:type="dxa" w:w="3969"/>
           </w:tcPr>
           <w:p/>
         </w:tc>
         <w:tc>
           <w:tcPr>
-            <w:tcW w:type="dxa" w:w="1843"/>
+            <w:tcW w:type="dxa" w:w="1474"/>
           </w:tcPr>
           <w:p/>
         </w:tc>
         <w:tc>
           <w:tcPr>
-            <w:tcW w:type="dxa" w:w="1843"/>
+            <w:tcW w:type="dxa" w:w="1474"/>
           </w:tcPr>
           <w:p/>
         </w:tc>
         <w:tc>
           <w:tcPr>
-            <w:tcW w:type="dxa" w:w="1843"/>
+            <w:tcW w:type="dxa" w:w="1616"/>
           </w:tcPr>
           <w:p/>
         </w:tc>
@@ -842,7 +843,7 @@
       <w:tr>
         <w:tc>
           <w:tcPr>
-            <w:tcW w:type="dxa" w:w="7372"/>
+            <w:tcW w:type="dxa" w:w="1474"/>
             <w:gridSpan w:val="4"/>
           </w:tcPr>
           <w:p>
@@ -864,7 +865,7 @@
         </w:tc>
         <w:tc>
           <w:tcPr>
-            <w:tcW w:type="dxa" w:w="1843"/>
+            <w:tcW w:type="dxa" w:w="1616"/>
           </w:tcPr>
           <w:p>
             <w:pPr>
@@ -887,7 +888,7 @@
       <w:tr>
         <w:tc>
           <w:tcPr>
-            <w:tcW w:type="dxa" w:w="9215"/>
+            <w:tcW w:type="dxa" w:w="1616"/>
             <w:gridSpan w:val="5"/>
           </w:tcPr>
           <w:p>
